--- a/backend/core/templates/core/audit_report_template_fr.docx
+++ b/backend/core/templates/core/audit_report_template_fr.docx
@@ -3259,6 +3259,661 @@
     </w:p>
     <w:p>
       <w:pPr>
+        <w:pStyle w:val="Heading1"/>
+        <w:rPr>
+          <w:lang w:val="fr-FR"/>
+        </w:rPr>
+      </w:pPr>
+      <w:r>
+        <w:rPr>
+          <w:lang w:val="fr-FR"/>
+        </w:rPr>
+        <w:lastRenderedPageBreak/>
+        <w:t>Plan d’action</w:t>
+      </w:r>
+    </w:p>
+    <w:tbl>
+      <w:tblPr>
+        <w:tblStyle w:val="TableGrid"/>
+        <w:tblW w:w="0" w:type="auto"/>
+        <w:tblLook w:val="04A0" w:firstRow="1" w:lastRow="0" w:firstColumn="1" w:lastColumn="0" w:noHBand="0" w:noVBand="1"/>
+      </w:tblPr>
+      <w:tblGrid>
+        <w:gridCol w:w="1384"/>
+        <w:gridCol w:w="1678"/>
+        <w:gridCol w:w="1183"/>
+        <w:gridCol w:w="1533"/>
+        <w:gridCol w:w="1340"/>
+        <w:gridCol w:w="1088"/>
+        <w:gridCol w:w="1422"/>
+      </w:tblGrid>
+      <w:tr>
+        <w:tc>
+          <w:tcPr>
+            <w:tcW w:w="1384" w:type="dxa"/>
+            <w:vAlign w:val="center"/>
+          </w:tcPr>
+          <w:p>
+            <w:pPr>
+              <w:rPr>
+                <w:b/>
+                <w:bCs/>
+                <w:sz w:val="20"/>
+                <w:szCs w:val="20"/>
+                <w:lang w:val="en-US"/>
+              </w:rPr>
+            </w:pPr>
+            <w:r>
+              <w:rPr>
+                <w:b/>
+                <w:bCs/>
+                <w:sz w:val="20"/>
+                <w:szCs w:val="20"/>
+              </w:rPr>
+              <w:t>Mesure</w:t>
+            </w:r>
+          </w:p>
+        </w:tc>
+        <w:tc>
+          <w:tcPr>
+            <w:tcW w:w="1678" w:type="dxa"/>
+            <w:vAlign w:val="center"/>
+          </w:tcPr>
+          <w:p>
+            <w:pPr>
+              <w:rPr>
+                <w:b/>
+                <w:bCs/>
+                <w:sz w:val="20"/>
+                <w:szCs w:val="20"/>
+                <w:lang w:val="en-US"/>
+              </w:rPr>
+            </w:pPr>
+            <w:r>
+              <w:rPr>
+                <w:b/>
+                <w:bCs/>
+                <w:sz w:val="20"/>
+                <w:szCs w:val="20"/>
+              </w:rPr>
+              <w:t>Description</w:t>
+            </w:r>
+          </w:p>
+        </w:tc>
+        <w:tc>
+          <w:tcPr>
+            <w:tcW w:w="1183" w:type="dxa"/>
+            <w:vAlign w:val="center"/>
+          </w:tcPr>
+          <w:p>
+            <w:pPr>
+              <w:rPr>
+                <w:b/>
+                <w:bCs/>
+                <w:sz w:val="20"/>
+                <w:szCs w:val="20"/>
+              </w:rPr>
+            </w:pPr>
+            <w:r>
+              <w:rPr>
+                <w:b/>
+                <w:bCs/>
+                <w:sz w:val="20"/>
+                <w:szCs w:val="20"/>
+              </w:rPr>
+              <w:t>Priorité</w:t>
+            </w:r>
+          </w:p>
+        </w:tc>
+        <w:tc>
+          <w:tcPr>
+            <w:tcW w:w="1533" w:type="dxa"/>
+            <w:vAlign w:val="center"/>
+          </w:tcPr>
+          <w:p>
+            <w:pPr>
+              <w:rPr>
+                <w:b/>
+                <w:bCs/>
+                <w:sz w:val="20"/>
+                <w:szCs w:val="20"/>
+                <w:lang w:val="en-US"/>
+              </w:rPr>
+            </w:pPr>
+            <w:r>
+              <w:rPr>
+                <w:b/>
+                <w:bCs/>
+                <w:sz w:val="20"/>
+                <w:szCs w:val="20"/>
+              </w:rPr>
+              <w:t>Catégorie</w:t>
+            </w:r>
+          </w:p>
+        </w:tc>
+        <w:tc>
+          <w:tcPr>
+            <w:tcW w:w="1340" w:type="dxa"/>
+            <w:vAlign w:val="center"/>
+          </w:tcPr>
+          <w:p>
+            <w:pPr>
+              <w:rPr>
+                <w:b/>
+                <w:bCs/>
+                <w:sz w:val="20"/>
+                <w:szCs w:val="20"/>
+                <w:lang w:val="en-US"/>
+              </w:rPr>
+            </w:pPr>
+            <w:r>
+              <w:rPr>
+                <w:b/>
+                <w:bCs/>
+                <w:sz w:val="20"/>
+                <w:szCs w:val="20"/>
+              </w:rPr>
+              <w:t>Status</w:t>
+            </w:r>
+          </w:p>
+        </w:tc>
+        <w:tc>
+          <w:tcPr>
+            <w:tcW w:w="1088" w:type="dxa"/>
+            <w:vAlign w:val="center"/>
+          </w:tcPr>
+          <w:p>
+            <w:pPr>
+              <w:rPr>
+                <w:b/>
+                <w:bCs/>
+                <w:sz w:val="20"/>
+                <w:szCs w:val="20"/>
+                <w:lang w:val="en-US"/>
+              </w:rPr>
+            </w:pPr>
+            <w:r>
+              <w:rPr>
+                <w:b/>
+                <w:bCs/>
+                <w:sz w:val="20"/>
+                <w:szCs w:val="20"/>
+                <w:lang w:val="en-US"/>
+              </w:rPr>
+              <w:t>ETA</w:t>
+            </w:r>
+          </w:p>
+        </w:tc>
+        <w:tc>
+          <w:tcPr>
+            <w:tcW w:w="1422" w:type="dxa"/>
+            <w:vAlign w:val="center"/>
+          </w:tcPr>
+          <w:p>
+            <w:pPr>
+              <w:rPr>
+                <w:b/>
+                <w:bCs/>
+                <w:sz w:val="20"/>
+                <w:szCs w:val="20"/>
+                <w:lang w:val="en-US"/>
+              </w:rPr>
+            </w:pPr>
+            <w:r>
+              <w:rPr>
+                <w:b/>
+                <w:bCs/>
+                <w:sz w:val="20"/>
+                <w:szCs w:val="20"/>
+              </w:rPr>
+              <w:t>Exigences couvertes</w:t>
+            </w:r>
+          </w:p>
+        </w:tc>
+      </w:tr>
+      <w:tr>
+        <w:tc>
+          <w:tcPr>
+            <w:tcW w:w="9628" w:type="dxa"/>
+            <w:gridSpan w:val="7"/>
+          </w:tcPr>
+          <w:p>
+            <w:pPr>
+              <w:rPr>
+                <w:lang w:val="en-US"/>
+              </w:rPr>
+            </w:pPr>
+            <w:r>
+              <w:rPr>
+                <w:lang w:val="en-US"/>
+              </w:rPr>
+              <w:t xml:space="preserve">{%tr for item in </w:t>
+            </w:r>
+            <w:proofErr w:type="spellStart"/>
+            <w:r>
+              <w:rPr>
+                <w:lang w:val="en-US"/>
+              </w:rPr>
+              <w:t>full</w:t>
+            </w:r>
+            <w:r>
+              <w:rPr>
+                <w:lang w:val="en-US"/>
+              </w:rPr>
+              <w:t>_</w:t>
+            </w:r>
+            <w:proofErr w:type="gramStart"/>
+            <w:r>
+              <w:rPr>
+                <w:lang w:val="en-US"/>
+              </w:rPr>
+              <w:t>controls</w:t>
+            </w:r>
+            <w:proofErr w:type="spellEnd"/>
+            <w:r>
+              <w:rPr>
+                <w:lang w:val="en-US"/>
+              </w:rPr>
+              <w:t xml:space="preserve">  %</w:t>
+            </w:r>
+            <w:proofErr w:type="gramEnd"/>
+            <w:r>
+              <w:rPr>
+                <w:lang w:val="en-US"/>
+              </w:rPr>
+              <w:t>}</w:t>
+            </w:r>
+          </w:p>
+        </w:tc>
+      </w:tr>
+      <w:tr>
+        <w:tc>
+          <w:tcPr>
+            <w:tcW w:w="1384" w:type="dxa"/>
+          </w:tcPr>
+          <w:p>
+            <w:pPr>
+              <w:rPr>
+                <w:sz w:val="16"/>
+                <w:szCs w:val="16"/>
+                <w:lang w:val="en-US"/>
+              </w:rPr>
+            </w:pPr>
+            <w:proofErr w:type="gramStart"/>
+            <w:r>
+              <w:rPr>
+                <w:sz w:val="16"/>
+                <w:szCs w:val="16"/>
+                <w:lang w:val="en-US"/>
+              </w:rPr>
+              <w:t>{{ item.name</w:t>
+            </w:r>
+            <w:proofErr w:type="gramEnd"/>
+            <w:r>
+              <w:rPr>
+                <w:sz w:val="16"/>
+                <w:szCs w:val="16"/>
+                <w:lang w:val="en-US"/>
+              </w:rPr>
+              <w:t xml:space="preserve"> }}</w:t>
+            </w:r>
+          </w:p>
+        </w:tc>
+        <w:tc>
+          <w:tcPr>
+            <w:tcW w:w="1678" w:type="dxa"/>
+          </w:tcPr>
+          <w:p>
+            <w:pPr>
+              <w:rPr>
+                <w:sz w:val="16"/>
+                <w:szCs w:val="16"/>
+                <w:lang w:val="en-US"/>
+              </w:rPr>
+            </w:pPr>
+            <w:proofErr w:type="gramStart"/>
+            <w:r>
+              <w:rPr>
+                <w:sz w:val="16"/>
+                <w:szCs w:val="16"/>
+                <w:lang w:val="en-US"/>
+              </w:rPr>
+              <w:t xml:space="preserve">{{ </w:t>
+            </w:r>
+            <w:proofErr w:type="spellStart"/>
+            <w:r>
+              <w:rPr>
+                <w:sz w:val="16"/>
+                <w:szCs w:val="16"/>
+                <w:lang w:val="en-US"/>
+              </w:rPr>
+              <w:t>item</w:t>
+            </w:r>
+            <w:proofErr w:type="gramEnd"/>
+            <w:r>
+              <w:rPr>
+                <w:sz w:val="16"/>
+                <w:szCs w:val="16"/>
+                <w:lang w:val="en-US"/>
+              </w:rPr>
+              <w:t>.description</w:t>
+            </w:r>
+            <w:proofErr w:type="spellEnd"/>
+            <w:r>
+              <w:rPr>
+                <w:sz w:val="16"/>
+                <w:szCs w:val="16"/>
+                <w:lang w:val="en-US"/>
+              </w:rPr>
+              <w:t xml:space="preserve"> }}</w:t>
+            </w:r>
+          </w:p>
+        </w:tc>
+        <w:tc>
+          <w:tcPr>
+            <w:tcW w:w="1183" w:type="dxa"/>
+          </w:tcPr>
+          <w:p>
+            <w:pPr>
+              <w:rPr>
+                <w:sz w:val="16"/>
+                <w:szCs w:val="16"/>
+                <w:lang w:val="en-US"/>
+              </w:rPr>
+            </w:pPr>
+            <w:proofErr w:type="gramStart"/>
+            <w:r>
+              <w:rPr>
+                <w:sz w:val="16"/>
+                <w:szCs w:val="16"/>
+                <w:lang w:val="en-US"/>
+              </w:rPr>
+              <w:t xml:space="preserve">{{ </w:t>
+            </w:r>
+            <w:proofErr w:type="spellStart"/>
+            <w:r>
+              <w:rPr>
+                <w:sz w:val="16"/>
+                <w:szCs w:val="16"/>
+                <w:lang w:val="en-US"/>
+              </w:rPr>
+              <w:t>item</w:t>
+            </w:r>
+            <w:proofErr w:type="gramEnd"/>
+            <w:r>
+              <w:rPr>
+                <w:sz w:val="16"/>
+                <w:szCs w:val="16"/>
+                <w:lang w:val="en-US"/>
+              </w:rPr>
+              <w:t>.</w:t>
+            </w:r>
+            <w:r>
+              <w:rPr>
+                <w:sz w:val="16"/>
+                <w:szCs w:val="16"/>
+                <w:lang w:val="en-US"/>
+              </w:rPr>
+              <w:t>prio</w:t>
+            </w:r>
+            <w:proofErr w:type="spellEnd"/>
+            <w:r>
+              <w:rPr>
+                <w:sz w:val="16"/>
+                <w:szCs w:val="16"/>
+                <w:lang w:val="en-US"/>
+              </w:rPr>
+              <w:t xml:space="preserve"> }}</w:t>
+            </w:r>
+          </w:p>
+        </w:tc>
+        <w:tc>
+          <w:tcPr>
+            <w:tcW w:w="1533" w:type="dxa"/>
+          </w:tcPr>
+          <w:p>
+            <w:pPr>
+              <w:rPr>
+                <w:sz w:val="16"/>
+                <w:szCs w:val="16"/>
+                <w:lang w:val="en-US"/>
+              </w:rPr>
+            </w:pPr>
+            <w:proofErr w:type="gramStart"/>
+            <w:r>
+              <w:rPr>
+                <w:sz w:val="16"/>
+                <w:szCs w:val="16"/>
+                <w:lang w:val="en-US"/>
+              </w:rPr>
+              <w:t xml:space="preserve">{{ </w:t>
+            </w:r>
+            <w:proofErr w:type="spellStart"/>
+            <w:r>
+              <w:rPr>
+                <w:sz w:val="16"/>
+                <w:szCs w:val="16"/>
+                <w:lang w:val="en-US"/>
+              </w:rPr>
+              <w:t>item</w:t>
+            </w:r>
+            <w:proofErr w:type="gramEnd"/>
+            <w:r>
+              <w:rPr>
+                <w:sz w:val="16"/>
+                <w:szCs w:val="16"/>
+                <w:lang w:val="en-US"/>
+              </w:rPr>
+              <w:t>.category</w:t>
+            </w:r>
+            <w:proofErr w:type="spellEnd"/>
+            <w:r>
+              <w:rPr>
+                <w:sz w:val="16"/>
+                <w:szCs w:val="16"/>
+                <w:lang w:val="en-US"/>
+              </w:rPr>
+              <w:t xml:space="preserve"> }}</w:t>
+            </w:r>
+          </w:p>
+        </w:tc>
+        <w:tc>
+          <w:tcPr>
+            <w:tcW w:w="1340" w:type="dxa"/>
+          </w:tcPr>
+          <w:p>
+            <w:pPr>
+              <w:rPr>
+                <w:sz w:val="16"/>
+                <w:szCs w:val="16"/>
+                <w:lang w:val="en-US"/>
+              </w:rPr>
+            </w:pPr>
+            <w:proofErr w:type="gramStart"/>
+            <w:r>
+              <w:rPr>
+                <w:sz w:val="16"/>
+                <w:szCs w:val="16"/>
+                <w:lang w:val="en-US"/>
+              </w:rPr>
+              <w:t xml:space="preserve">{{ </w:t>
+            </w:r>
+            <w:proofErr w:type="spellStart"/>
+            <w:r>
+              <w:rPr>
+                <w:sz w:val="16"/>
+                <w:szCs w:val="16"/>
+                <w:lang w:val="en-US"/>
+              </w:rPr>
+              <w:t>item</w:t>
+            </w:r>
+            <w:proofErr w:type="gramEnd"/>
+            <w:r>
+              <w:rPr>
+                <w:sz w:val="16"/>
+                <w:szCs w:val="16"/>
+                <w:lang w:val="en-US"/>
+              </w:rPr>
+              <w:t>.status</w:t>
+            </w:r>
+            <w:proofErr w:type="spellEnd"/>
+            <w:r>
+              <w:rPr>
+                <w:sz w:val="16"/>
+                <w:szCs w:val="16"/>
+                <w:lang w:val="en-US"/>
+              </w:rPr>
+              <w:t xml:space="preserve"> }}</w:t>
+            </w:r>
+          </w:p>
+        </w:tc>
+        <w:tc>
+          <w:tcPr>
+            <w:tcW w:w="1088" w:type="dxa"/>
+          </w:tcPr>
+          <w:p>
+            <w:pPr>
+              <w:rPr>
+                <w:sz w:val="16"/>
+                <w:szCs w:val="16"/>
+                <w:lang w:val="en-US"/>
+              </w:rPr>
+            </w:pPr>
+            <w:proofErr w:type="gramStart"/>
+            <w:r>
+              <w:rPr>
+                <w:sz w:val="16"/>
+                <w:szCs w:val="16"/>
+                <w:lang w:val="en-US"/>
+              </w:rPr>
+              <w:t xml:space="preserve">{{ </w:t>
+            </w:r>
+            <w:proofErr w:type="spellStart"/>
+            <w:r>
+              <w:rPr>
+                <w:sz w:val="16"/>
+                <w:szCs w:val="16"/>
+                <w:lang w:val="en-US"/>
+              </w:rPr>
+              <w:t>item.</w:t>
+            </w:r>
+            <w:r>
+              <w:rPr>
+                <w:sz w:val="16"/>
+                <w:szCs w:val="16"/>
+                <w:lang w:val="en-US"/>
+              </w:rPr>
+              <w:t>eta</w:t>
+            </w:r>
+            <w:proofErr w:type="spellEnd"/>
+            <w:proofErr w:type="gramEnd"/>
+            <w:r>
+              <w:rPr>
+                <w:sz w:val="16"/>
+                <w:szCs w:val="16"/>
+                <w:lang w:val="en-US"/>
+              </w:rPr>
+              <w:t xml:space="preserve"> }}</w:t>
+            </w:r>
+          </w:p>
+        </w:tc>
+        <w:tc>
+          <w:tcPr>
+            <w:tcW w:w="1422" w:type="dxa"/>
+          </w:tcPr>
+          <w:p>
+            <w:pPr>
+              <w:rPr>
+                <w:sz w:val="16"/>
+                <w:szCs w:val="16"/>
+                <w:lang w:val="en-US"/>
+              </w:rPr>
+            </w:pPr>
+            <w:proofErr w:type="gramStart"/>
+            <w:r>
+              <w:rPr>
+                <w:sz w:val="16"/>
+                <w:szCs w:val="16"/>
+                <w:lang w:val="en-US"/>
+              </w:rPr>
+              <w:t xml:space="preserve">{{ </w:t>
+            </w:r>
+            <w:proofErr w:type="spellStart"/>
+            <w:r>
+              <w:rPr>
+                <w:sz w:val="16"/>
+                <w:szCs w:val="16"/>
+                <w:lang w:val="en-US"/>
+              </w:rPr>
+              <w:t>item</w:t>
+            </w:r>
+            <w:proofErr w:type="gramEnd"/>
+            <w:r>
+              <w:rPr>
+                <w:sz w:val="16"/>
+                <w:szCs w:val="16"/>
+                <w:lang w:val="en-US"/>
+              </w:rPr>
+              <w:t>.coverage</w:t>
+            </w:r>
+            <w:proofErr w:type="spellEnd"/>
+            <w:r>
+              <w:rPr>
+                <w:sz w:val="16"/>
+                <w:szCs w:val="16"/>
+                <w:lang w:val="en-US"/>
+              </w:rPr>
+              <w:t xml:space="preserve"> }}</w:t>
+            </w:r>
+          </w:p>
+        </w:tc>
+      </w:tr>
+      <w:tr>
+        <w:tc>
+          <w:tcPr>
+            <w:tcW w:w="9628" w:type="dxa"/>
+            <w:gridSpan w:val="7"/>
+          </w:tcPr>
+          <w:p>
+            <w:pPr>
+              <w:rPr>
+                <w:lang w:val="en-US"/>
+              </w:rPr>
+            </w:pPr>
+            <w:r>
+              <w:rPr>
+                <w:lang w:val="en-US"/>
+              </w:rPr>
+              <w:t xml:space="preserve">{%tr </w:t>
+            </w:r>
+            <w:proofErr w:type="spellStart"/>
+            <w:proofErr w:type="gramStart"/>
+            <w:r>
+              <w:rPr>
+                <w:lang w:val="en-US"/>
+              </w:rPr>
+              <w:t>endfor</w:t>
+            </w:r>
+            <w:proofErr w:type="spellEnd"/>
+            <w:r>
+              <w:rPr>
+                <w:lang w:val="en-US"/>
+              </w:rPr>
+              <w:t xml:space="preserve">  %</w:t>
+            </w:r>
+            <w:proofErr w:type="gramEnd"/>
+            <w:r>
+              <w:rPr>
+                <w:lang w:val="en-US"/>
+              </w:rPr>
+              <w:t>}</w:t>
+            </w:r>
+          </w:p>
+        </w:tc>
+      </w:tr>
+    </w:tbl>
+    <w:p>
+      <w:pPr>
         <w:rPr>
           <w:lang w:val="fr-FR"/>
         </w:rPr>
@@ -3268,7 +3923,6 @@
           <w:noProof/>
           <w:lang w:val="fr-FR"/>
         </w:rPr>
-        <w:lastRenderedPageBreak/>
         <mc:AlternateContent>
           <mc:Choice Requires="wps">
             <w:drawing>
@@ -3369,10 +4023,36 @@
           <w:lang w:val="fr-FR"/>
         </w:rPr>
       </w:pPr>
-      <w:r>
-        <w:rPr>
-          <w:lang w:val="fr-FR"/>
-        </w:rPr>
+    </w:p>
+    <w:p>
+      <w:pPr>
+        <w:rPr>
+          <w:rFonts w:asciiTheme="majorHAnsi" w:eastAsiaTheme="majorEastAsia" w:hAnsiTheme="majorHAnsi" w:cstheme="majorBidi"/>
+          <w:color w:val="0F4761" w:themeColor="accent1" w:themeShade="BF"/>
+          <w:sz w:val="40"/>
+          <w:szCs w:val="40"/>
+          <w:lang w:val="fr-FR"/>
+        </w:rPr>
+      </w:pPr>
+      <w:r>
+        <w:rPr>
+          <w:lang w:val="fr-FR"/>
+        </w:rPr>
+        <w:br w:type="page"/>
+      </w:r>
+    </w:p>
+    <w:p>
+      <w:pPr>
+        <w:pStyle w:val="Heading1"/>
+        <w:rPr>
+          <w:lang w:val="fr-FR"/>
+        </w:rPr>
+      </w:pPr>
+      <w:r>
+        <w:rPr>
+          <w:lang w:val="fr-FR"/>
+        </w:rPr>
+        <w:lastRenderedPageBreak/>
         <w:t>Annexe</w:t>
       </w:r>
       <w:r>
